--- a/06-学生侧材料/讲义/化学原理/电化学基础-超级充实版（自学完整）.docx
+++ b/06-学生侧材料/讲义/化学原理/电化学基础-超级充实版（自学完整）.docx
@@ -3,6 +3,101 @@
 <w:document xmlns:w="http://schemas.openxmlformats.org/wordprocessingml/2006/main" xmlns:m="http://schemas.openxmlformats.org/officeDocument/2006/math" xmlns:r="http://schemas.openxmlformats.org/officeDocument/2006/relationships" xmlns:o="urn:schemas-microsoft-com:office:office" xmlns:v="urn:schemas-microsoft-com:vml" xmlns:w10="urn:schemas-microsoft-com:office:word" xmlns:a="http://schemas.openxmlformats.org/drawingml/2006/main" xmlns:pic="http://schemas.openxmlformats.org/drawingml/2006/picture" xmlns:wp="http://schemas.openxmlformats.org/drawingml/2006/wordprocessingDrawing">
   <w:body>
     <w:bookmarkStart w:id="69" w:name="电化学基础"/>
+    <w:p>
+      <w:pPr>
+        <w:spacing w:after="1800" w:before="1200" w:line="276" w:lineRule="auto"/>
+        <w:jc w:val="center"/>
+      </w:pPr>
+    </w:p>
+    <w:p>
+      <w:pPr>
+        <w:spacing w:after="320" w:before="0" w:line="276" w:lineRule="auto"/>
+        <w:jc w:val="center"/>
+      </w:pPr>
+      <w:r>
+        <w:rPr>
+          <w:rFonts w:ascii="Times New Roman" w:hAnsi="Times New Roman" w:eastAsia="SimHei" w:cs="Times New Roman"/>
+          <w:b/>
+          <w:color w:val="17324D"/>
+          <w:sz w:val="64"/>
+        </w:rPr>
+        <w:t>化学竞赛习题册</w:t>
+      </w:r>
+    </w:p>
+    <w:p>
+      <w:pPr>
+        <w:spacing w:after="120" w:before="0" w:line="276" w:lineRule="auto"/>
+        <w:jc w:val="center"/>
+      </w:pPr>
+      <w:r>
+        <w:rPr>
+          <w:rFonts w:ascii="Times New Roman" w:hAnsi="Times New Roman" w:eastAsia="SimHei" w:cs="Times New Roman"/>
+          <w:b w:val="0"/>
+          <w:color w:val="5B6975"/>
+          <w:sz w:val="32"/>
+        </w:rPr>
+        <w:t>化学原理</w:t>
+      </w:r>
+    </w:p>
+    <w:p>
+      <w:pPr>
+        <w:spacing w:after="600" w:before="0" w:line="276" w:lineRule="auto"/>
+        <w:jc w:val="center"/>
+      </w:pPr>
+      <w:r>
+        <w:rPr>
+          <w:rFonts w:ascii="Times New Roman" w:hAnsi="Times New Roman" w:eastAsia="SimHei" w:cs="Times New Roman"/>
+          <w:b/>
+          <w:color w:val="17324D"/>
+          <w:sz w:val="44"/>
+        </w:rPr>
+        <w:t>电化学基础</w:t>
+      </w:r>
+    </w:p>
+    <w:p>
+      <w:pPr>
+        <w:spacing w:after="600" w:before="120" w:line="276" w:lineRule="auto"/>
+        <w:jc w:val="center"/>
+        <w:pBdr>
+          <w:bottom w:val="single" w:sz="8" w:space="4" w:color="4A6577"/>
+        </w:pBdr>
+      </w:pPr>
+    </w:p>
+    <w:p>
+      <w:pPr>
+        <w:spacing w:after="160" w:before="0" w:line="276" w:lineRule="auto"/>
+        <w:jc w:val="center"/>
+      </w:pPr>
+      <w:r>
+        <w:rPr>
+          <w:rFonts w:ascii="Times New Roman" w:hAnsi="Times New Roman" w:eastAsia="FangSong" w:cs="Times New Roman"/>
+          <w:b w:val="0"/>
+          <w:color w:val="5B6975"/>
+          <w:sz w:val="24"/>
+        </w:rPr>
+        <w:t>日期</w:t>
+      </w:r>
+      <w:r>
+        <w:rPr>
+          <w:rFonts w:ascii="Times New Roman" w:hAnsi="Times New Roman" w:eastAsia="Times New Roman" w:cs="Times New Roman"/>
+          <w:b w:val="0"/>
+          <w:color w:val="5B6975"/>
+          <w:sz w:val="24"/>
+        </w:rPr>
+        <w:t>：2026-09-10</w:t>
+      </w:r>
+    </w:p>
+    <w:p>
+      <w:pPr>
+        <w:jc w:val="center"/>
+      </w:pPr>
+      <w:r>
+        <w:rPr>
+          <w:rFonts w:ascii="Times New Roman" w:hAnsi="Times New Roman" w:eastAsia="Times New Roman" w:cs="Times New Roman"/>
+        </w:rPr>
+        <w:br w:type="page"/>
+      </w:r>
+    </w:p>
     <w:p>
       <w:pPr>
         <w:pStyle w:val="Heading1"/>

--- a/06-学生侧材料/讲义/化学原理/电化学基础-超级充实版（自学完整）.docx
+++ b/06-学生侧材料/讲义/化学原理/电化学基础-超级充实版（自学完整）.docx
@@ -3,101 +3,6 @@
 <w:document xmlns:w="http://schemas.openxmlformats.org/wordprocessingml/2006/main" xmlns:m="http://schemas.openxmlformats.org/officeDocument/2006/math" xmlns:r="http://schemas.openxmlformats.org/officeDocument/2006/relationships" xmlns:o="urn:schemas-microsoft-com:office:office" xmlns:v="urn:schemas-microsoft-com:vml" xmlns:w10="urn:schemas-microsoft-com:office:word" xmlns:a="http://schemas.openxmlformats.org/drawingml/2006/main" xmlns:pic="http://schemas.openxmlformats.org/drawingml/2006/picture" xmlns:wp="http://schemas.openxmlformats.org/drawingml/2006/wordprocessingDrawing">
   <w:body>
     <w:bookmarkStart w:id="69" w:name="电化学基础"/>
-    <w:p>
-      <w:pPr>
-        <w:spacing w:after="1800" w:before="1200" w:line="276" w:lineRule="auto"/>
-        <w:jc w:val="center"/>
-      </w:pPr>
-    </w:p>
-    <w:p>
-      <w:pPr>
-        <w:spacing w:after="320" w:before="0" w:line="276" w:lineRule="auto"/>
-        <w:jc w:val="center"/>
-      </w:pPr>
-      <w:r>
-        <w:rPr>
-          <w:rFonts w:ascii="Times New Roman" w:hAnsi="Times New Roman" w:eastAsia="SimHei" w:cs="Times New Roman"/>
-          <w:b/>
-          <w:color w:val="17324D"/>
-          <w:sz w:val="64"/>
-        </w:rPr>
-        <w:t>化学竞赛习题册</w:t>
-      </w:r>
-    </w:p>
-    <w:p>
-      <w:pPr>
-        <w:spacing w:after="120" w:before="0" w:line="276" w:lineRule="auto"/>
-        <w:jc w:val="center"/>
-      </w:pPr>
-      <w:r>
-        <w:rPr>
-          <w:rFonts w:ascii="Times New Roman" w:hAnsi="Times New Roman" w:eastAsia="SimHei" w:cs="Times New Roman"/>
-          <w:b w:val="0"/>
-          <w:color w:val="5B6975"/>
-          <w:sz w:val="32"/>
-        </w:rPr>
-        <w:t>化学原理</w:t>
-      </w:r>
-    </w:p>
-    <w:p>
-      <w:pPr>
-        <w:spacing w:after="600" w:before="0" w:line="276" w:lineRule="auto"/>
-        <w:jc w:val="center"/>
-      </w:pPr>
-      <w:r>
-        <w:rPr>
-          <w:rFonts w:ascii="Times New Roman" w:hAnsi="Times New Roman" w:eastAsia="SimHei" w:cs="Times New Roman"/>
-          <w:b/>
-          <w:color w:val="17324D"/>
-          <w:sz w:val="44"/>
-        </w:rPr>
-        <w:t>电化学基础</w:t>
-      </w:r>
-    </w:p>
-    <w:p>
-      <w:pPr>
-        <w:spacing w:after="600" w:before="120" w:line="276" w:lineRule="auto"/>
-        <w:jc w:val="center"/>
-        <w:pBdr>
-          <w:bottom w:val="single" w:sz="8" w:space="4" w:color="4A6577"/>
-        </w:pBdr>
-      </w:pPr>
-    </w:p>
-    <w:p>
-      <w:pPr>
-        <w:spacing w:after="160" w:before="0" w:line="276" w:lineRule="auto"/>
-        <w:jc w:val="center"/>
-      </w:pPr>
-      <w:r>
-        <w:rPr>
-          <w:rFonts w:ascii="Times New Roman" w:hAnsi="Times New Roman" w:eastAsia="FangSong" w:cs="Times New Roman"/>
-          <w:b w:val="0"/>
-          <w:color w:val="5B6975"/>
-          <w:sz w:val="24"/>
-        </w:rPr>
-        <w:t>日期</w:t>
-      </w:r>
-      <w:r>
-        <w:rPr>
-          <w:rFonts w:ascii="Times New Roman" w:hAnsi="Times New Roman" w:eastAsia="Times New Roman" w:cs="Times New Roman"/>
-          <w:b w:val="0"/>
-          <w:color w:val="5B6975"/>
-          <w:sz w:val="24"/>
-        </w:rPr>
-        <w:t>：2026-09-10</w:t>
-      </w:r>
-    </w:p>
-    <w:p>
-      <w:pPr>
-        <w:jc w:val="center"/>
-      </w:pPr>
-      <w:r>
-        <w:rPr>
-          <w:rFonts w:ascii="Times New Roman" w:hAnsi="Times New Roman" w:eastAsia="Times New Roman" w:cs="Times New Roman"/>
-        </w:rPr>
-        <w:br w:type="page"/>
-      </w:r>
-    </w:p>
     <w:p>
       <w:pPr>
         <w:pStyle w:val="Heading1"/>

--- a/06-学生侧材料/讲义/化学原理/电化学基础-超级充实版（自学完整）.docx
+++ b/06-学生侧材料/讲义/化学原理/电化学基础-超级充实版（自学完整）.docx
@@ -26311,13 +26311,50 @@
         <w:rPr>
           <w:rFonts w:ascii="Times New Roman" w:hAnsi="Times New Roman" w:eastAsia="Times New Roman" w:cs="Times New Roman"/>
         </w:rPr>
-        <w:t xml:space="preserve"> Kf = </w:t>
-      </w:r>
-      <w:r>
-        <w:rPr>
-          <w:rFonts w:hint="eastAsia" w:ascii="Times New Roman" w:hAnsi="Times New Roman" w:eastAsia="Times New Roman" w:cs="Times New Roman"/>
-        </w:rPr>
-        <w:t>1.1×10^{13}，</w:t>
+        <w:t xml:space="preserve"> Kf =</w:t>
+      </w:r>
+      <w:r>
+        <w:rPr>
+          <w:rFonts w:ascii="Times New Roman" w:hAnsi="Times New Roman" w:eastAsia="Times New Roman" w:cs="Times New Roman"/>
+        </w:rPr>
+        <w:t xml:space="preserve"> </w:t>
+      </w:r>
+      <m:oMath>
+        <m:oMathPr>
+          <m:ctrlPr>
+            <w:rPr>
+              <w:sz w:val="28"/>
+              <w:szCs w:val="28"/>
+            </w:rPr>
+          </m:ctrlPr>
+        </m:oMathPr>
+        <m:r>
+          <m:t>1.1</m:t>
+        </m:r>
+        <m:r>
+          <m:rPr>
+            <m:sty m:val="p"/>
+          </m:rPr>
+          <m:t>×</m:t>
+        </m:r>
+        <m:sSup>
+          <m:e>
+            <m:r>
+              <m:t>10</m:t>
+            </m:r>
+          </m:e>
+          <m:sup>
+            <m:r>
+              <m:t>13</m:t>
+            </m:r>
+          </m:sup>
+        </m:sSup>
+      </m:oMath>
+      <w:r>
+        <w:rPr>
+          <w:rFonts w:hint="eastAsia" w:ascii="Times New Roman" w:hAnsi="Times New Roman" w:eastAsia="Times New Roman" w:cs="Times New Roman"/>
+        </w:rPr>
+        <w:t>，</w:t>
       </w:r>
       <w:r>
         <w:rPr>
@@ -26428,13 +26465,56 @@
         <w:rPr>
           <w:rFonts w:ascii="Times New Roman" w:hAnsi="Times New Roman" w:eastAsia="Times New Roman" w:cs="Times New Roman"/>
         </w:rPr>
-        <w:t xml:space="preserve"> = </w:t>
-      </w:r>
-      <w:r>
-        <w:rPr>
-          <w:rFonts w:hint="eastAsia" w:ascii="Times New Roman" w:hAnsi="Times New Roman" w:eastAsia="Times New Roman" w:cs="Times New Roman"/>
-        </w:rPr>
-        <w:t>1.6×10^{-8}。</w:t>
+        <w:t xml:space="preserve"> =</w:t>
+      </w:r>
+      <w:r>
+        <w:rPr>
+          <w:rFonts w:ascii="Times New Roman" w:hAnsi="Times New Roman" w:eastAsia="Times New Roman" w:cs="Times New Roman"/>
+        </w:rPr>
+        <w:t xml:space="preserve"> </w:t>
+      </w:r>
+      <m:oMath>
+        <m:oMathPr>
+          <m:ctrlPr>
+            <w:rPr>
+              <w:sz w:val="28"/>
+              <w:szCs w:val="28"/>
+            </w:rPr>
+          </m:ctrlPr>
+        </m:oMathPr>
+        <m:r>
+          <m:t>1.6</m:t>
+        </m:r>
+        <m:r>
+          <m:rPr>
+            <m:sty m:val="p"/>
+          </m:rPr>
+          <m:t>×</m:t>
+        </m:r>
+        <m:sSup>
+          <m:e>
+            <m:r>
+              <m:t>10</m:t>
+            </m:r>
+          </m:e>
+          <m:sup>
+            <m:r>
+              <m:rPr>
+                <m:sty m:val="p"/>
+              </m:rPr>
+              <m:t>−</m:t>
+            </m:r>
+            <m:r>
+              <m:t>8</m:t>
+            </m:r>
+          </m:sup>
+        </m:sSup>
+      </m:oMath>
+      <w:r>
+        <w:rPr>
+          <w:rFonts w:hint="eastAsia" w:ascii="Times New Roman" w:hAnsi="Times New Roman" w:eastAsia="Times New Roman" w:cs="Times New Roman"/>
+        </w:rPr>
+        <w:t>。</w:t>
       </w:r>
       <w:r>
         <w:rPr>
@@ -37960,20 +38040,33 @@
         <w:rPr>
           <w:rFonts w:ascii="Times New Roman" w:hAnsi="Times New Roman" w:eastAsia="Times New Roman" w:cs="Times New Roman"/>
         </w:rPr>
-        <w:t xml:space="preserve">(b) E = 0.76 + (0.05916/2)×lg(1.0×(10</w:t>
-      </w:r>
-      <w:r>
-        <w:rPr>
-          <w:rFonts w:ascii="Times New Roman" w:hAnsi="Times New Roman" w:eastAsia="Times New Roman" w:cs="Times New Roman"/>
-          <w:vertAlign w:val="superscript"/>
-        </w:rPr>
-        <w:t xml:space="preserve">{-3})</w:t>
-      </w:r>
-      <w:r>
-        <w:rPr>
-          <w:rFonts w:ascii="Times New Roman" w:hAnsi="Times New Roman" w:eastAsia="Times New Roman" w:cs="Times New Roman"/>
-        </w:rPr>
-        <w:t xml:space="preserve">{2}) = 0.76 − 0.178 = +0.58 V</w:t>
+        <w:t xml:space="preserve">(b) E = 0.76 + (0.05916/2)×lg(1.0×(</w:t>
+      </w:r>
+      <m:oMath>
+        <m:sSup>
+          <m:e>
+            <m:r>
+              <m:t>10</m:t>
+            </m:r>
+          </m:e>
+          <m:sup>
+            <m:r>
+              <m:rPr>
+                <m:sty m:val="p"/>
+              </m:rPr>
+              <m:t>−</m:t>
+            </m:r>
+            <m:r>
+              <m:t>3</m:t>
+            </m:r>
+          </m:sup>
+        </m:sSup>
+      </m:oMath>
+      <w:r>
+        <w:rPr>
+          <w:rFonts w:ascii="Times New Roman" w:hAnsi="Times New Roman" w:eastAsia="Times New Roman" w:cs="Times New Roman"/>
+        </w:rPr>
+        <w:t xml:space="preserve">)^{2}) = 0.76 − 0.178 = +0.58 V</w:t>
       </w:r>
       <w:r>
         <w:rPr>
@@ -43276,7 +43369,45 @@
         <w:rPr>
           <w:rFonts w:ascii="Times New Roman" w:hAnsi="Times New Roman" w:eastAsia="Times New Roman" w:cs="Times New Roman"/>
         </w:rPr>
-        <w:t xml:space="preserve"> Ox + ne^{-} → </w:t>
+        <w:t xml:space="preserve"> Ox +</w:t>
+      </w:r>
+      <w:r>
+        <w:rPr>
+          <w:rFonts w:ascii="Times New Roman" w:hAnsi="Times New Roman" w:eastAsia="Times New Roman" w:cs="Times New Roman"/>
+        </w:rPr>
+        <w:t xml:space="preserve"> </w:t>
+      </w:r>
+      <m:oMath>
+        <m:r>
+          <m:t>n</m:t>
+        </m:r>
+        <m:sSup>
+          <m:e>
+            <m:r>
+              <m:t>e</m:t>
+            </m:r>
+          </m:e>
+          <m:sup>
+            <m:r>
+              <m:rPr>
+                <m:sty m:val="p"/>
+              </m:rPr>
+              <m:t>−</m:t>
+            </m:r>
+          </m:sup>
+        </m:sSup>
+      </m:oMath>
+      <w:r>
+        <w:rPr>
+          <w:rFonts w:ascii="Times New Roman" w:hAnsi="Times New Roman" w:eastAsia="Times New Roman" w:cs="Times New Roman"/>
+        </w:rPr>
+        <w:t xml:space="preserve"> </w:t>
+      </w:r>
+      <w:r>
+        <w:rPr>
+          <w:rFonts w:ascii="Times New Roman" w:hAnsi="Times New Roman" w:eastAsia="Times New Roman" w:cs="Times New Roman"/>
+        </w:rPr>
+        <w:t xml:space="preserve">→ </w:t>
       </w:r>
       <w:r>
         <w:rPr>

--- a/06-学生侧材料/讲义/化学原理/电化学基础-超级充实版（自学完整）.docx
+++ b/06-学生侧材料/讲义/化学原理/电化学基础-超级充实版（自学完整）.docx
@@ -8373,7 +8373,33 @@
         <w:rPr>
           <w:rFonts w:ascii="Times New Roman" w:hAnsi="Times New Roman" w:eastAsia="Times New Roman" w:cs="Times New Roman"/>
         </w:rPr>
-        <w:t xml:space="preserve"> Cl^{-} </w:t>
+        <w:t xml:space="preserve"> </w:t>
+      </w:r>
+      <m:oMath>
+        <m:r>
+          <m:t>C</m:t>
+        </m:r>
+        <m:sSup>
+          <m:e>
+            <m:r>
+              <m:t>l</m:t>
+            </m:r>
+          </m:e>
+          <m:sup>
+            <m:r>
+              <m:rPr>
+                <m:sty m:val="p"/>
+              </m:rPr>
+              <m:t>−</m:t>
+            </m:r>
+          </m:sup>
+        </m:sSup>
+      </m:oMath>
+      <w:r>
+        <w:rPr>
+          <w:rFonts w:ascii="Times New Roman" w:hAnsi="Times New Roman" w:eastAsia="Times New Roman" w:cs="Times New Roman"/>
+        </w:rPr>
+        <w:t xml:space="preserve"> </w:t>
       </w:r>
       <w:r>
         <w:rPr>
@@ -38040,9 +38066,89 @@
         <w:rPr>
           <w:rFonts w:ascii="Times New Roman" w:hAnsi="Times New Roman" w:eastAsia="Times New Roman" w:cs="Times New Roman"/>
         </w:rPr>
-        <w:t xml:space="preserve">(b) E = 0.76 + (0.05916/2)×lg(1.0×(</w:t>
+        <w:t xml:space="preserve">(b)</w:t>
+      </w:r>
+      <w:r>
+        <w:rPr>
+          <w:rFonts w:ascii="Times New Roman" w:hAnsi="Times New Roman" w:eastAsia="Times New Roman" w:cs="Times New Roman"/>
+        </w:rPr>
+        <w:t xml:space="preserve"> </w:t>
       </w:r>
       <m:oMath>
+        <m:oMathPr>
+          <m:ctrlPr>
+            <w:rPr>
+              <w:sz w:val="28"/>
+              <w:szCs w:val="28"/>
+            </w:rPr>
+          </m:ctrlPr>
+        </m:oMathPr>
+        <m:r>
+          <m:t>E</m:t>
+        </m:r>
+        <m:r>
+          <m:rPr>
+            <m:sty m:val="p"/>
+          </m:rPr>
+          <m:t>=</m:t>
+        </m:r>
+        <m:r>
+          <m:t>0.76</m:t>
+        </m:r>
+        <m:r>
+          <m:rPr>
+            <m:sty m:val="p"/>
+          </m:rPr>
+          <m:t>+</m:t>
+        </m:r>
+        <m:f>
+          <m:fPr>
+            <m:type m:val="bar"/>
+          </m:fPr>
+          <m:num>
+            <m:r>
+              <m:t>0.05916</m:t>
+            </m:r>
+          </m:num>
+          <m:den>
+            <m:r>
+              <m:t>2</m:t>
+            </m:r>
+          </m:den>
+        </m:f>
+        <m:r>
+          <m:rPr>
+            <m:sty m:val="p"/>
+          </m:rPr>
+          <m:t>×</m:t>
+        </m:r>
+        <m:r>
+          <m:rPr>
+            <m:sty m:val="p"/>
+          </m:rPr>
+          <m:t>lg</m:t>
+        </m:r>
+        <m:r>
+          <m:rPr>
+            <m:sty m:val="p"/>
+          </m:rPr>
+          <m:t>(</m:t>
+        </m:r>
+        <m:r>
+          <m:t>1.0</m:t>
+        </m:r>
+        <m:r>
+          <m:rPr>
+            <m:sty m:val="p"/>
+          </m:rPr>
+          <m:t>×</m:t>
+        </m:r>
+        <m:r>
+          <m:rPr>
+            <m:sty m:val="p"/>
+          </m:rPr>
+          <m:t>(</m:t>
+        </m:r>
         <m:sSup>
           <m:e>
             <m:r>
@@ -38061,13 +38167,70 @@
             </m:r>
           </m:sup>
         </m:sSup>
+        <m:sSup>
+          <m:e>
+            <m:r>
+              <m:rPr>
+                <m:sty m:val="p"/>
+              </m:rPr>
+              <m:t>)</m:t>
+            </m:r>
+          </m:e>
+          <m:sup>
+            <m:r>
+              <m:t>2</m:t>
+            </m:r>
+          </m:sup>
+        </m:sSup>
+        <m:r>
+          <m:rPr>
+            <m:sty m:val="p"/>
+          </m:rPr>
+          <m:t>)</m:t>
+        </m:r>
+        <m:r>
+          <m:rPr>
+            <m:sty m:val="p"/>
+          </m:rPr>
+          <m:t>=</m:t>
+        </m:r>
+        <m:r>
+          <m:t>0.76</m:t>
+        </m:r>
+        <m:r>
+          <m:rPr>
+            <m:sty m:val="p"/>
+          </m:rPr>
+          <m:t>−</m:t>
+        </m:r>
+        <m:r>
+          <m:t>0.178</m:t>
+        </m:r>
+        <m:r>
+          <m:rPr>
+            <m:sty m:val="p"/>
+          </m:rPr>
+          <m:t>=</m:t>
+        </m:r>
+        <m:r>
+          <m:rPr>
+            <m:sty m:val="p"/>
+          </m:rPr>
+          <m:t>+</m:t>
+        </m:r>
+        <m:r>
+          <m:t>0.58</m:t>
+        </m:r>
+        <m:r>
+          <m:t> </m:t>
+        </m:r>
+        <m:r>
+          <m:rPr>
+            <m:sty m:val="p"/>
+          </m:rPr>
+          <m:t>V</m:t>
+        </m:r>
       </m:oMath>
-      <w:r>
-        <w:rPr>
-          <w:rFonts w:ascii="Times New Roman" w:hAnsi="Times New Roman" w:eastAsia="Times New Roman" w:cs="Times New Roman"/>
-        </w:rPr>
-        <w:t xml:space="preserve">)^{2}) = 0.76 − 0.178 = +0.58 V</w:t>
-      </w:r>
       <w:r>
         <w:rPr>
           <w:rFonts w:ascii="Times New Roman" w:hAnsi="Times New Roman" w:eastAsia="Times New Roman" w:cs="Times New Roman"/>

--- a/06-学生侧材料/讲义/化学原理/电化学基础-超级充实版（自学完整）.docx
+++ b/06-学生侧材料/讲义/化学原理/电化学基础-超级充实版（自学完整）.docx
@@ -47342,7 +47342,7 @@
     <ns0:name ns0:val="Verbatim Char"/>
     <ns0:basedOn ns0:val="BodyTextChar"/>
     <ns0:rPr>
-      <ns0:rFonts ns0:ascii="Times New Roman" ns0:cs="Times New Roman" ns0:eastAsia="FangSong" ns0:hAnsi="Times New Roman"/>
+      <ns0:rFonts ns0:ascii="SimSun" ns0:hAnsi="SimSun" ns0:eastAsia="SimSun" ns0:cs="SimSun"/>
       <ns0:b ns0:val="0"/>
       <ns0:sz ns0:val="20"/>
     </ns0:rPr>
@@ -47404,7 +47404,7 @@
       <w:wordWrap w:val="off"/>
     </w:pPr>
     <ns0:rPr>
-      <w:rFonts ns0:ascii="Times New Roman" ns0:hAnsi="Times New Roman" ns0:eastAsia="FangSong" ns0:cs="Times New Roman"/>
+      <w:rFonts w:ascii="SimSun" w:hAnsi="SimSun" w:eastAsia="SimSun" w:cs="SimSun"/>
     </ns0:rPr>
   </w:style>
   <w:style w:type="character" w:customStyle="1" w:styleId="KeywordTok">
